--- a/docs/submission/TITLE_PAGE.docx
+++ b/docs/submission/TITLE_PAGE.docx
@@ -2,7 +2,7 @@
 <file path=word/document.xml><?xml version="1.0" encoding="utf-8"?>
 <w:document xmlns:w="http://schemas.openxmlformats.org/wordprocessingml/2006/main" xmlns:m="http://schemas.openxmlformats.org/officeDocument/2006/math" xmlns:r="http://schemas.openxmlformats.org/officeDocument/2006/relationships" xmlns:o="urn:schemas-microsoft-com:office:office" xmlns:v="urn:schemas-microsoft-com:vml" xmlns:w10="urn:schemas-microsoft-com:office:word" xmlns:a="http://schemas.openxmlformats.org/drawingml/2006/main" xmlns:pic="http://schemas.openxmlformats.org/drawingml/2006/picture" xmlns:wp="http://schemas.openxmlformats.org/drawingml/2006/wordprocessingDrawing">
   <w:body>
-    <w:bookmarkStart w:id="21" w:name="title-page"/>
+    <w:bookmarkStart w:id="20" w:name="title-page"/>
     <w:p>
       <w:pPr>
         <w:pStyle w:val="Heading1"/>
@@ -65,7 +65,7 @@
       </w:r>
     </w:p>
     <w:bookmarkEnd w:id="10"/>
-    <w:bookmarkStart w:id="12" w:name="corresponding-author"/>
+    <w:bookmarkStart w:id="11" w:name="corresponding-author"/>
     <w:p>
       <w:pPr>
         <w:pStyle w:val="Heading2"/>
@@ -125,22 +125,11 @@
         <w:t xml:space="preserve"> </w:t>
       </w:r>
       <w:r>
-        <w:t xml:space="preserve">Email:</w:t>
-      </w:r>
-      <w:r>
-        <w:t xml:space="preserve"> </w:t>
-      </w:r>
-      <w:hyperlink r:id="rId11">
-        <w:r>
-          <w:rPr>
-            <w:rStyle w:val="Hyperlink"/>
-          </w:rPr>
-          <w:t xml:space="preserve">tyler.muffly@dhha.org</w:t>
-        </w:r>
-      </w:hyperlink>
-    </w:p>
-    <w:bookmarkEnd w:id="12"/>
-    <w:bookmarkStart w:id="13" w:name="financial-disclosure"/>
+        <w:t xml:space="preserve">Email: tyler.muffly@dhha.org</w:t>
+      </w:r>
+    </w:p>
+    <w:bookmarkEnd w:id="11"/>
+    <w:bookmarkStart w:id="12" w:name="financial-disclosure"/>
     <w:p>
       <w:pPr>
         <w:pStyle w:val="Heading2"/>
@@ -179,32 +168,32 @@
         <w:t xml:space="preserve">nothing to declare.</w:t>
       </w:r>
     </w:p>
+    <w:bookmarkEnd w:id="12"/>
+    <w:bookmarkStart w:id="13" w:name="funding"/>
+    <w:p>
+      <w:pPr>
+        <w:pStyle w:val="Heading2"/>
+      </w:pPr>
+      <w:r>
+        <w:t xml:space="preserve">Funding</w:t>
+      </w:r>
+    </w:p>
+    <w:p>
+      <w:pPr>
+        <w:pStyle w:val="FirstParagraph"/>
+      </w:pPr>
+      <w:r>
+        <w:t xml:space="preserve">This research received no specific grant from any funding agency in the public,</w:t>
+      </w:r>
+      <w:r>
+        <w:t xml:space="preserve"> </w:t>
+      </w:r>
+      <w:r>
+        <w:t xml:space="preserve">commercial, or not-for-profit sectors.</w:t>
+      </w:r>
+    </w:p>
     <w:bookmarkEnd w:id="13"/>
-    <w:bookmarkStart w:id="14" w:name="funding"/>
-    <w:p>
-      <w:pPr>
-        <w:pStyle w:val="Heading2"/>
-      </w:pPr>
-      <w:r>
-        <w:t xml:space="preserve">Funding</w:t>
-      </w:r>
-    </w:p>
-    <w:p>
-      <w:pPr>
-        <w:pStyle w:val="FirstParagraph"/>
-      </w:pPr>
-      <w:r>
-        <w:t xml:space="preserve">This research received no specific grant from any funding agency in the public,</w:t>
-      </w:r>
-      <w:r>
-        <w:t xml:space="preserve"> </w:t>
-      </w:r>
-      <w:r>
-        <w:t xml:space="preserve">commercial, or not-for-profit sectors.</w:t>
-      </w:r>
-    </w:p>
-    <w:bookmarkEnd w:id="14"/>
-    <w:bookmarkStart w:id="15" w:name="institutional-review"/>
+    <w:bookmarkStart w:id="14" w:name="institutional-review"/>
     <w:p>
       <w:pPr>
         <w:pStyle w:val="Heading2"/>
@@ -267,14 +256,38 @@
         <w:t xml:space="preserve">here. These are distinct determinations with distinct language.</w:t>
       </w:r>
     </w:p>
+    <w:bookmarkEnd w:id="14"/>
+    <w:bookmarkStart w:id="15" w:name="prior-presentation"/>
+    <w:p>
+      <w:pPr>
+        <w:pStyle w:val="Heading2"/>
+      </w:pPr>
+      <w:r>
+        <w:t xml:space="preserve">Prior presentation</w:t>
+      </w:r>
+    </w:p>
+    <w:p>
+      <w:pPr>
+        <w:pStyle w:val="FirstParagraph"/>
+      </w:pPr>
+      <w:r>
+        <w:t xml:space="preserve">None documented. No prior presentation of this workforce-validation study is</w:t>
+      </w:r>
+      <w:r>
+        <w:t xml:space="preserve"> </w:t>
+      </w:r>
+      <w:r>
+        <w:t xml:space="preserve">recorded in the project repository.</w:t>
+      </w:r>
+    </w:p>
     <w:bookmarkEnd w:id="15"/>
-    <w:bookmarkStart w:id="16" w:name="prior-presentation"/>
+    <w:bookmarkStart w:id="16" w:name="acknowledgments"/>
     <w:p>
       <w:pPr>
         <w:pStyle w:val="Heading2"/>
       </w:pPr>
       <w:r>
-        <w:t xml:space="preserve">Prior presentation</w:t>
+        <w:t xml:space="preserve">Acknowledgments</w:t>
       </w:r>
     </w:p>
     <w:p>
@@ -282,23 +295,17 @@
         <w:pStyle w:val="FirstParagraph"/>
       </w:pPr>
       <w:r>
-        <w:t xml:space="preserve">None documented. No prior presentation of this workforce-validation study is</w:t>
-      </w:r>
-      <w:r>
-        <w:t xml:space="preserve"> </w:t>
-      </w:r>
-      <w:r>
-        <w:t xml:space="preserve">recorded in the project repository.</w:t>
+        <w:t xml:space="preserve">None.</w:t>
       </w:r>
     </w:p>
     <w:bookmarkEnd w:id="16"/>
-    <w:bookmarkStart w:id="17" w:name="acknowledgments"/>
+    <w:bookmarkStart w:id="17" w:name="precis"/>
     <w:p>
       <w:pPr>
         <w:pStyle w:val="Heading2"/>
       </w:pPr>
       <w:r>
-        <w:t xml:space="preserve">Acknowledgments</w:t>
+        <w:t xml:space="preserve">Precis</w:t>
       </w:r>
     </w:p>
     <w:p>
@@ -306,41 +313,23 @@
         <w:pStyle w:val="FirstParagraph"/>
       </w:pPr>
       <w:r>
-        <w:t xml:space="preserve">None.</w:t>
+        <w:t xml:space="preserve">National urogynecology workforce projections were more sensitive to how the</w:t>
+      </w:r>
+      <w:r>
+        <w:t xml:space="preserve"> </w:t>
+      </w:r>
+      <w:r>
+        <w:t xml:space="preserve">workforce was counted than to assumptions about physician behavior, and</w:t>
+      </w:r>
+      <w:r>
+        <w:t xml:space="preserve"> </w:t>
+      </w:r>
+      <w:r>
+        <w:t xml:space="preserve">conventional validation could not detect the difference.</w:t>
       </w:r>
     </w:p>
     <w:bookmarkEnd w:id="17"/>
-    <w:bookmarkStart w:id="18" w:name="precis"/>
-    <w:p>
-      <w:pPr>
-        <w:pStyle w:val="Heading2"/>
-      </w:pPr>
-      <w:r>
-        <w:t xml:space="preserve">Precis</w:t>
-      </w:r>
-    </w:p>
-    <w:p>
-      <w:pPr>
-        <w:pStyle w:val="FirstParagraph"/>
-      </w:pPr>
-      <w:r>
-        <w:t xml:space="preserve">National urogynecology workforce projections were more sensitive to how the</w:t>
-      </w:r>
-      <w:r>
-        <w:t xml:space="preserve"> </w:t>
-      </w:r>
-      <w:r>
-        <w:t xml:space="preserve">workforce was counted than to assumptions about physician behavior, and</w:t>
-      </w:r>
-      <w:r>
-        <w:t xml:space="preserve"> </w:t>
-      </w:r>
-      <w:r>
-        <w:t xml:space="preserve">conventional validation could not detect the difference.</w:t>
-      </w:r>
-    </w:p>
-    <w:bookmarkEnd w:id="18"/>
-    <w:bookmarkStart w:id="19" w:name="key-words"/>
+    <w:bookmarkStart w:id="18" w:name="key-words"/>
     <w:p>
       <w:pPr>
         <w:pStyle w:val="Heading2"/>
@@ -417,8 +406,8 @@
         <w:t xml:space="preserve">microsimulation</w:t>
       </w:r>
     </w:p>
-    <w:bookmarkEnd w:id="19"/>
-    <w:bookmarkStart w:id="20" w:name="word-counts"/>
+    <w:bookmarkEnd w:id="18"/>
+    <w:bookmarkStart w:id="19" w:name="word-counts"/>
     <w:p>
       <w:pPr>
         <w:pStyle w:val="Heading2"/>
@@ -430,12 +419,13 @@
     <w:tbl>
       <w:tblPr>
         <w:tblStyle w:val="Table"/>
-        <w:tblW w:type="auto" w:w="0"/>
+        <w:tblW w:type="pct" w:w="5000"/>
+        <w:tblLayout w:type="fixed"/>
         <w:tblLook w:firstRow="1" w:lastRow="0" w:firstColumn="0" w:lastColumn="0" w:noHBand="0" w:noVBand="0" w:val="0020"/>
       </w:tblPr>
       <w:tblGrid>
-        <w:gridCol w:w="3960"/>
-        <w:gridCol w:w="3960"/>
+        <w:gridCol w:w="3394"/>
+        <w:gridCol w:w="4525"/>
       </w:tblGrid>
       <w:tr>
         <w:trPr>
@@ -485,7 +475,7 @@
               <w:jc w:val="right"/>
             </w:pPr>
             <w:r>
-              <w:t xml:space="preserve">299</w:t>
+              <w:t xml:space="preserve">294</w:t>
             </w:r>
           </w:p>
         </w:tc>
@@ -510,7 +500,7 @@
               <w:jc w:val="right"/>
             </w:pPr>
             <w:r>
-              <w:t xml:space="preserve">1,518</w:t>
+              <w:t xml:space="preserve">1,960</w:t>
             </w:r>
           </w:p>
         </w:tc>
@@ -610,14 +600,14 @@
               <w:jc w:val="right"/>
             </w:pPr>
             <w:r>
-              <w:t xml:space="preserve">1 file, 7 tables</w:t>
+              <w:t xml:space="preserve">1 file, 11 appendices</w:t>
             </w:r>
           </w:p>
         </w:tc>
       </w:tr>
     </w:tbl>
+    <w:bookmarkEnd w:id="19"/>
     <w:bookmarkEnd w:id="20"/>
-    <w:bookmarkEnd w:id="21"/>
     <w:sectPr>
       <w:footnotePr>
         <w:numRestart w:val="eachSect"/>

--- a/docs/submission/TITLE_PAGE.docx
+++ b/docs/submission/TITLE_PAGE.docx
@@ -500,7 +500,7 @@
               <w:jc w:val="right"/>
             </w:pPr>
             <w:r>
-              <w:t xml:space="preserve">1,960</w:t>
+              <w:t xml:space="preserve">2,086</w:t>
             </w:r>
           </w:p>
         </w:tc>

--- a/docs/submission/TITLE_PAGE.docx
+++ b/docs/submission/TITLE_PAGE.docx
@@ -500,7 +500,7 @@
               <w:jc w:val="right"/>
             </w:pPr>
             <w:r>
-              <w:t xml:space="preserve">2,086</w:t>
+              <w:t xml:space="preserve">2,132</w:t>
             </w:r>
           </w:p>
         </w:tc>
@@ -575,7 +575,7 @@
               <w:jc w:val="right"/>
             </w:pPr>
             <w:r>
-              <w:t xml:space="preserve">4</w:t>
+              <w:t xml:space="preserve">5</w:t>
             </w:r>
           </w:p>
         </w:tc>

--- a/docs/submission/TITLE_PAGE.docx
+++ b/docs/submission/TITLE_PAGE.docx
@@ -500,7 +500,7 @@
               <w:jc w:val="right"/>
             </w:pPr>
             <w:r>
-              <w:t xml:space="preserve">2,132</w:t>
+              <w:t xml:space="preserve">2,133</w:t>
             </w:r>
           </w:p>
         </w:tc>

--- a/docs/submission/TITLE_PAGE.docx
+++ b/docs/submission/TITLE_PAGE.docx
@@ -500,7 +500,7 @@
               <w:jc w:val="right"/>
             </w:pPr>
             <w:r>
-              <w:t xml:space="preserve">2,133</w:t>
+              <w:t xml:space="preserve">2,141</w:t>
             </w:r>
           </w:p>
         </w:tc>
